--- a/lesson-16.docx
+++ b/lesson-16.docx
@@ -1703,61 +1703,55 @@
           <w:lang w:val="ru-RU"/>
         </w:rPr>
       </w:pPr>
-      <w:proofErr w:type="gramStart"/>
-      <w:r>
-        <w:rPr>
-          <w:rFonts w:ascii="Times New Roman" w:hAnsi="Times New Roman" w:cs="Times New Roman"/>
-          <w:sz w:val="24"/>
-          <w:szCs w:val="24"/>
-          <w:lang w:val="ru-RU"/>
-        </w:rPr>
-        <w:t>![</w:t>
-      </w:r>
-      <w:proofErr w:type="gramEnd"/>
-      <w:r>
-        <w:rPr>
-          <w:rFonts w:ascii="Times New Roman" w:hAnsi="Times New Roman" w:cs="Times New Roman"/>
-          <w:sz w:val="24"/>
-          <w:szCs w:val="24"/>
-          <w:lang w:val="ru-RU"/>
-        </w:rPr>
-        <w:t>[</w:t>
-      </w:r>
-      <w:r>
-        <w:rPr>
-          <w:rFonts w:ascii="Times New Roman" w:hAnsi="Times New Roman" w:cs="Times New Roman"/>
-          <w:sz w:val="24"/>
-          <w:szCs w:val="24"/>
-        </w:rPr>
-        <w:t>Drawing</w:t>
-      </w:r>
-      <w:r>
-        <w:rPr>
-          <w:rFonts w:ascii="Times New Roman" w:hAnsi="Times New Roman" w:cs="Times New Roman"/>
-          <w:sz w:val="24"/>
-          <w:szCs w:val="24"/>
-          <w:lang w:val="ru-RU"/>
-        </w:rPr>
-        <w:t xml:space="preserve"> 1.</w:t>
-      </w:r>
-      <w:proofErr w:type="spellStart"/>
-      <w:r>
-        <w:rPr>
-          <w:rFonts w:ascii="Times New Roman" w:hAnsi="Times New Roman" w:cs="Times New Roman"/>
-          <w:sz w:val="24"/>
-          <w:szCs w:val="24"/>
-        </w:rPr>
-        <w:t>png</w:t>
-      </w:r>
-      <w:proofErr w:type="spellEnd"/>
-      <w:r>
-        <w:rPr>
-          <w:rFonts w:ascii="Times New Roman" w:hAnsi="Times New Roman" w:cs="Times New Roman"/>
-          <w:sz w:val="24"/>
-          <w:szCs w:val="24"/>
-          <w:lang w:val="ru-RU"/>
-        </w:rPr>
-        <w:t>]]</w:t>
+      <w:r>
+        <w:rPr>
+          <w:rFonts w:ascii="Times New Roman" w:hAnsi="Times New Roman" w:cs="Times New Roman"/>
+          <w:noProof/>
+          <w:sz w:val="24"/>
+          <w:szCs w:val="24"/>
+          <w:lang w:val="ru-RU"/>
+        </w:rPr>
+        <w:drawing>
+          <wp:inline distT="0" distB="0" distL="0" distR="0">
+            <wp:extent cx="5943600" cy="2708910"/>
+            <wp:effectExtent l="0" t="0" r="0" b="0"/>
+            <wp:docPr id="1895339970" name="Picture 1"/>
+            <wp:cNvGraphicFramePr>
+              <a:graphicFrameLocks xmlns:a="http://schemas.openxmlformats.org/drawingml/2006/main" noChangeAspect="1"/>
+            </wp:cNvGraphicFramePr>
+            <a:graphic xmlns:a="http://schemas.openxmlformats.org/drawingml/2006/main">
+              <a:graphicData uri="http://schemas.openxmlformats.org/drawingml/2006/picture">
+                <pic:pic xmlns:pic="http://schemas.openxmlformats.org/drawingml/2006/picture">
+                  <pic:nvPicPr>
+                    <pic:cNvPr id="1895339970" name="Picture 1895339970"/>
+                    <pic:cNvPicPr/>
+                  </pic:nvPicPr>
+                  <pic:blipFill>
+                    <a:blip r:embed="rId5" cstate="print">
+                      <a:extLst>
+                        <a:ext uri="{28A0092B-C50C-407E-A947-70E740481C1C}">
+                          <a14:useLocalDpi xmlns:a14="http://schemas.microsoft.com/office/drawing/2010/main" val="0"/>
+                        </a:ext>
+                      </a:extLst>
+                    </a:blip>
+                    <a:stretch>
+                      <a:fillRect/>
+                    </a:stretch>
+                  </pic:blipFill>
+                  <pic:spPr>
+                    <a:xfrm>
+                      <a:off x="0" y="0"/>
+                      <a:ext cx="5943600" cy="2708910"/>
+                    </a:xfrm>
+                    <a:prstGeom prst="rect">
+                      <a:avLst/>
+                    </a:prstGeom>
+                  </pic:spPr>
+                </pic:pic>
+              </a:graphicData>
+            </a:graphic>
+          </wp:inline>
+        </w:drawing>
       </w:r>
     </w:p>
     <w:p>

--- a/lesson-16.docx
+++ b/lesson-16.docx
@@ -4,6 +4,144 @@
   <w:body>
     <w:p>
       <w:pPr>
+        <w:rPr>
+          <w:lang w:val="ru-RU"/>
+        </w:rPr>
+      </w:pPr>
+      <w:r>
+        <w:rPr>
+          <w:lang w:val="ru-RU"/>
+        </w:rPr>
+        <w:t>#78. Переход к экспериментальной науке связан не с отказом от "метафизических / религиозных предрассудков" и обращению к некоему варианту здравого смысла (к познанию с опорой на "факты"), а с категорическим разрывом со здравым смыслом – который не смогли совершить в своё время античная метафизика и христианская теология, а потому столкнулись с серьёзными затруднениями;</w:t>
+      </w:r>
+    </w:p>
+    <w:p>
+      <w:pPr>
+        <w:rPr>
+          <w:lang w:val="ru-RU"/>
+        </w:rPr>
+      </w:pPr>
+      <w:r>
+        <w:rPr>
+          <w:lang w:val="ru-RU"/>
+        </w:rPr>
+        <w:t>#79. "Здравый смысл" – это доверие человека к собственным мыслительным конструкциям, выработанное к результате опыта приспособления к окружающей среде; в связи с этим разрыв со здравым смыслом означает разработку метода познания, где роль человеческого мышления сведена к минимуму – процесс мышления с его выводами не ограничивается умозрительной, ментальной формой, а определённым образом воплощается в физической реальности;</w:t>
+      </w:r>
+    </w:p>
+    <w:p>
+      <w:pPr>
+        <w:rPr>
+          <w:lang w:val="ru-RU"/>
+        </w:rPr>
+      </w:pPr>
+      <w:r>
+        <w:rPr>
+          <w:lang w:val="ru-RU"/>
+        </w:rPr>
+        <w:t>#80. Два фундаментальных принципа Галилея: нет необходимости в первопричине для начала движения ("принцип инерции") – представление здравого смысла о необходимости "первопричины" вытекает из опыта человеческой адаптации к окружающей среде, где действует сила трения / сопротивление среды; из этого следует, что принципиально невозможно отличить равномерное и однонаправленное движение от состояния покоя ("принцип относительности") – поэтому можно выбрать любую инерциальную систему в качестве точки отсчета, что придает познанию природы локальный характер;</w:t>
+      </w:r>
+    </w:p>
+    <w:p>
+      <w:pPr>
+        <w:rPr>
+          <w:lang w:val="ru-RU"/>
+        </w:rPr>
+      </w:pPr>
+      <w:r>
+        <w:rPr>
+          <w:lang w:val="ru-RU"/>
+        </w:rPr>
+        <w:t>#81. Для создания процедуры научного эксперимента требовалось порвать с позицией созерцательного познания / наблюдения за "естественным" ходом вещей: необходимо вмешательство, чтобы перестроить познание с поиска "универсалий", описывающих связи / структуры наблюдаемых вещей, на выявление "скрытого процесса" ("latentis processus"), который привёл к их текущему состоянию (Фрэнсис Бэкон);</w:t>
+      </w:r>
+    </w:p>
+    <w:p>
+      <w:pPr>
+        <w:rPr>
+          <w:lang w:val="ru-RU"/>
+        </w:rPr>
+      </w:pPr>
+      <w:r>
+        <w:rPr>
+          <w:lang w:val="ru-RU"/>
+        </w:rPr>
+        <w:t xml:space="preserve">#82. Первый этап процедуры эксперимента – создать для данной конкретной вещи такие условия в физической реальности, чтобы её можно было бы рассматривать как проявление "закона природы" ("lex naturae"), относящегося ко всем вещам, то есть – как математическую </w:t>
+      </w:r>
+      <w:proofErr w:type="gramStart"/>
+      <w:r>
+        <w:rPr>
+          <w:lang w:val="ru-RU"/>
+        </w:rPr>
+        <w:t>абстракцию  (</w:t>
+      </w:r>
+      <w:proofErr w:type="gramEnd"/>
+      <w:r>
+        <w:rPr>
+          <w:lang w:val="ru-RU"/>
+        </w:rPr>
+        <w:t>"идеализация");</w:t>
+      </w:r>
+    </w:p>
+    <w:p>
+      <w:pPr>
+        <w:rPr>
+          <w:lang w:val="ru-RU"/>
+        </w:rPr>
+      </w:pPr>
+      <w:r>
+        <w:rPr>
+          <w:lang w:val="ru-RU"/>
+        </w:rPr>
+        <w:t>#83. Успешность процедуры идеализации определяется не достижением "стерильных", "идеальных" условий, из которых полностью исключено влияние внешних факторов, но созданием серии экспериментальных ситуаций с целью последующего вычисления каков будет результат в этих "идеальных условиях" (зарождение математического анализа как инструмента моделирования физических процессов);</w:t>
+      </w:r>
+    </w:p>
+    <w:p>
+      <w:pPr>
+        <w:rPr>
+          <w:lang w:val="ru-RU"/>
+        </w:rPr>
+      </w:pPr>
+      <w:r>
+        <w:rPr>
+          <w:lang w:val="ru-RU"/>
+        </w:rPr>
+        <w:t>#84. Второй этап процедуры эксперимента – проверка соответствия математической модели поведению конкретного объекта в экспериментальной ситуации – подтверждает модель или выявляет те скрытые факторы, которые не были включены в идеализацию на первом этапе, что определяет специфику научного открытия (верификация / "материализация");</w:t>
+      </w:r>
+    </w:p>
+    <w:p>
+      <w:pPr>
+        <w:rPr>
+          <w:lang w:val="ru-RU"/>
+        </w:rPr>
+      </w:pPr>
+      <w:r>
+        <w:rPr>
+          <w:lang w:val="ru-RU"/>
+        </w:rPr>
+        <w:t>#85. В результате в рамках экспериментальной процедуры происходит "охват всей реальности" за счёт двух равноправных компонентов: идеализация – часть реальности в сжатом, математическом виде (абстракция), материализация (верификация) – всё, что не попало в идеализированную схему, неизбежно проявляет себя в реальном эксперименте («отклонение от модели — это тоже часть модели»);</w:t>
+      </w:r>
+    </w:p>
+    <w:p>
+      <w:pPr>
+        <w:rPr>
+          <w:lang w:val="ru-RU"/>
+        </w:rPr>
+      </w:pPr>
+      <w:r>
+        <w:rPr>
+          <w:lang w:val="ru-RU"/>
+        </w:rPr>
+        <w:t xml:space="preserve">#86. Выполняются оба условия достижения "истинного знания" – "обобщение" (=идеализация) и "конкретизация" (=материализация), где ни абстрактные обобщения, ни эмпирический опыт не </w:t>
+      </w:r>
+      <w:r>
+        <w:rPr>
+          <w:lang w:val="ru-RU"/>
+        </w:rPr>
+        <w:lastRenderedPageBreak/>
+        <w:t>принимаются как источники достоверности, но осуществляется их взаимокоррекция в рамках итеративного исследовательского процесса.</w:t>
+      </w:r>
+    </w:p>
+    <w:p>
+      <w:pPr>
         <w:pStyle w:val="Heading2"/>
         <w:rPr>
           <w:lang w:val="ru-RU"/>
@@ -991,18 +1129,8 @@
           <w:szCs w:val="24"/>
           <w:lang w:val="ru-RU"/>
         </w:rPr>
-        <w:t>предложил принять эту модель всерьез. Это было настоящее порывание со здравым смыслом, ведь человек ощущает себя и землю покоящимися, и видит, как солнце движется по небу в течении дня, а ему предлагают сказать, что на самом деле всё наоборот!</w:t>
-      </w:r>
-    </w:p>
-    <w:p>
-      <w:pPr>
-        <w:rPr>
-          <w:rFonts w:ascii="Times New Roman" w:hAnsi="Times New Roman" w:cs="Times New Roman"/>
-          <w:sz w:val="24"/>
-          <w:szCs w:val="24"/>
-          <w:lang w:val="ru-RU"/>
-        </w:rPr>
-      </w:pPr>
+        <w:t xml:space="preserve">предложил принять эту модель всерьез. Это было настоящее порывание со здравым смыслом, ведь человек ощущает себя и землю покоящимися, и видит, как солнце </w:t>
+      </w:r>
       <w:r>
         <w:rPr>
           <w:rFonts w:ascii="Times New Roman" w:hAnsi="Times New Roman" w:cs="Times New Roman"/>
@@ -1011,6 +1139,25 @@
           <w:lang w:val="ru-RU"/>
         </w:rPr>
         <w:lastRenderedPageBreak/>
+        <w:t>движется по небу в течении дня, а ему предлагают сказать, что на самом деле всё наоборот!</w:t>
+      </w:r>
+    </w:p>
+    <w:p>
+      <w:pPr>
+        <w:rPr>
+          <w:rFonts w:ascii="Times New Roman" w:hAnsi="Times New Roman" w:cs="Times New Roman"/>
+          <w:sz w:val="24"/>
+          <w:szCs w:val="24"/>
+          <w:lang w:val="ru-RU"/>
+        </w:rPr>
+      </w:pPr>
+      <w:r>
+        <w:rPr>
+          <w:rFonts w:ascii="Times New Roman" w:hAnsi="Times New Roman" w:cs="Times New Roman"/>
+          <w:sz w:val="24"/>
+          <w:szCs w:val="24"/>
+          <w:lang w:val="ru-RU"/>
+        </w:rPr>
         <w:t xml:space="preserve">Итак, если введен принцип инерции, то отпадает надобность в метафизическом </w:t>
       </w:r>
       <w:r>
@@ -1585,6 +1732,7 @@
         <w:rPr>
           <w:lang w:val="ru-RU"/>
         </w:rPr>
+        <w:lastRenderedPageBreak/>
         <w:t>Беспроигрышный вариант</w:t>
       </w:r>
     </w:p>
@@ -1661,7 +1809,6 @@
           <w:szCs w:val="24"/>
           <w:lang w:val="ru-RU"/>
         </w:rPr>
-        <w:lastRenderedPageBreak/>
         <w:t>материализация</w:t>
       </w:r>
       <w:r>
